--- a/resources/se-agreement-bond-template.docx
+++ b/resources/se-agreement-bond-template.docx
@@ -8,146 +8,13 @@
       </w:pPr>
       <w:r>
         <w:rPr>
-          <w:rFonts w:ascii="Courier" w:hAnsi="Courier" w:cs="Courier"/>
-          <w:sz w:val="10"/>
-          <w:sz-cs w:val="10"/>
-          <w:b/>
-          <w:u w:val="words"/>
-        </w:rPr>
-        <w:t xml:space="preserve"> </w:t>
-      </w:r>
-    </w:p>
-    <w:p>
-      <w:pPr>
-        <w:jc w:val="center"/>
-      </w:pPr>
-      <w:r>
-        <w:rPr>
-          <w:rFonts w:ascii="Courier" w:hAnsi="Courier" w:cs="Courier"/>
-          <w:sz w:val="28"/>
-          <w:sz-cs w:val="28"/>
-          <w:b/>
-          <w:u w:val="words"/>
-        </w:rPr>
-        <w:t xml:space="preserve"/>
-      </w:r>
-    </w:p>
-    <w:p>
-      <w:pPr>
-        <w:jc w:val="center"/>
-      </w:pPr>
-      <w:r>
-        <w:rPr>
-          <w:rFonts w:ascii="Courier" w:hAnsi="Courier" w:cs="Courier"/>
-          <w:sz w:val="28"/>
-          <w:sz-cs w:val="28"/>
-          <w:b/>
-          <w:u w:val="words"/>
-        </w:rPr>
-        <w:t xml:space="preserve"/>
-      </w:r>
-    </w:p>
-    <w:p>
-      <w:pPr>
-        <w:jc w:val="center"/>
-      </w:pPr>
-      <w:r>
-        <w:rPr>
-          <w:rFonts w:ascii="Courier" w:hAnsi="Courier" w:cs="Courier"/>
-          <w:sz w:val="28"/>
-          <w:sz-cs w:val="28"/>
-          <w:b/>
-          <w:u w:val="words"/>
-        </w:rPr>
-        <w:t xml:space="preserve"/>
-      </w:r>
-    </w:p>
-    <w:p>
-      <w:pPr>
-        <w:jc w:val="center"/>
-      </w:pPr>
-      <w:r>
-        <w:rPr>
-          <w:rFonts w:ascii="Courier" w:hAnsi="Courier" w:cs="Courier"/>
-          <w:sz w:val="28"/>
-          <w:sz-cs w:val="28"/>
-          <w:b/>
-          <w:u w:val="words"/>
-        </w:rPr>
-        <w:t xml:space="preserve"/>
-      </w:r>
-    </w:p>
-    <w:p>
-      <w:pPr>
-        <w:jc w:val="center"/>
-      </w:pPr>
-      <w:r>
-        <w:rPr>
-          <w:rFonts w:ascii="Courier" w:hAnsi="Courier" w:cs="Courier"/>
-          <w:sz w:val="28"/>
-          <w:sz-cs w:val="28"/>
-          <w:b/>
-          <w:u w:val="words"/>
-        </w:rPr>
-        <w:t xml:space="preserve"/>
-      </w:r>
-    </w:p>
-    <w:p>
-      <w:pPr>
-        <w:jc w:val="center"/>
-      </w:pPr>
-      <w:r>
-        <w:rPr>
-          <w:rFonts w:ascii="Courier" w:hAnsi="Courier" w:cs="Courier"/>
-          <w:sz w:val="28"/>
-          <w:sz-cs w:val="28"/>
-          <w:b/>
-          <w:u w:val="words"/>
-        </w:rPr>
-        <w:t xml:space="preserve"/>
-      </w:r>
-    </w:p>
-    <w:p>
-      <w:pPr>
-        <w:jc w:val="center"/>
-      </w:pPr>
-      <w:r>
-        <w:rPr>
-          <w:rFonts w:ascii="Courier" w:hAnsi="Courier" w:cs="Courier"/>
-          <w:sz w:val="28"/>
-          <w:sz-cs w:val="28"/>
-          <w:b/>
-          <w:u w:val="words"/>
-        </w:rPr>
-        <w:t xml:space="preserve"/>
-      </w:r>
-    </w:p>
-    <w:p>
-      <w:pPr/>
-      <w:r>
-        <w:rPr>
-          <w:rFonts w:ascii="Courier" w:hAnsi="Courier" w:cs="Courier"/>
-          <w:sz w:val="8"/>
-          <w:sz-cs w:val="8"/>
-          <w:b/>
-          <w:u w:val="words"/>
-        </w:rPr>
-        <w:t xml:space="preserve"/>
-      </w:r>
-    </w:p>
-    <w:p>
-      <w:pPr>
-        <w:jc w:val="center"/>
-      </w:pPr>
-      <w:r>
-        <w:rPr>
           <w:rFonts w:ascii="Tahoma" w:hAnsi="Tahoma" w:cs="Tahoma"/>
           <w:sz w:val="20"/>
           <w:sz-cs w:val="20"/>
           <w:b/>
           <w:u w:val="words"/>
         </w:rPr>
-        <w:t xml:space="preserve"/>
+        <w:t xml:space="preserve">A G R E E M E N T</w:t>
       </w:r>
     </w:p>
     <w:p>
@@ -167,83 +34,26 @@
     </w:p>
     <w:p>
       <w:pPr>
+        <w:tabs>
+          <w:tab w:val="right" w:pos="8306"/>
+        </w:tabs>
+      </w:pPr>
+      <w:r>
+        <w:rPr>
+          <w:rFonts w:ascii="Times" w:hAnsi="Times" w:cs="Times"/>
+          <w:sz w:val="22"/>
+          <w:sz-cs w:val="22"/>
+          <w:b/>
+          <w:spacing w:val="-20"/>
+        </w:rPr>
+        <w:t xml:space="preserve">Agmt. No. /SE/{{ZoneAbbr}}/{{Corp}}/{{FY}}</w:t>
+        <w:tab/>
+        <w:t>Date: {{Agreement Date}}</w:t>
+      </w:r>
+    </w:p>
+    <w:p>
+      <w:pPr>
         <w:jc w:val="center"/>
-      </w:pPr>
-      <w:r>
-        <w:rPr>
-          <w:rFonts w:ascii="Tahoma" w:hAnsi="Tahoma" w:cs="Tahoma"/>
-          <w:sz w:val="20"/>
-          <w:sz-cs w:val="20"/>
-          <w:b/>
-          <w:u w:val="words"/>
-        </w:rPr>
-        <w:t xml:space="preserve"/>
-      </w:r>
-    </w:p>
-    <w:p>
-      <w:pPr>
-        <w:jc w:val="center"/>
-      </w:pPr>
-      <w:r>
-        <w:rPr>
-          <w:rFonts w:ascii="Tahoma" w:hAnsi="Tahoma" w:cs="Tahoma"/>
-          <w:sz w:val="20"/>
-          <w:sz-cs w:val="20"/>
-          <w:b/>
-          <w:u w:val="words"/>
-        </w:rPr>
-        <w:t xml:space="preserve"/>
-      </w:r>
-    </w:p>
-    <w:p>
-      <w:pPr>
-        <w:jc w:val="center"/>
-      </w:pPr>
-      <w:r>
-        <w:rPr>
-          <w:rFonts w:ascii="Tahoma" w:hAnsi="Tahoma" w:cs="Tahoma"/>
-          <w:sz w:val="20"/>
-          <w:sz-cs w:val="20"/>
-          <w:b/>
-          <w:u w:val="words"/>
-        </w:rPr>
-        <w:t xml:space="preserve">A G R E E M E N T</w:t>
-      </w:r>
-    </w:p>
-    <w:p>
-      <w:pPr>
-        <w:jc w:val="center"/>
-      </w:pPr>
-      <w:r>
-        <w:rPr>
-          <w:rFonts w:ascii="Tahoma" w:hAnsi="Tahoma" w:cs="Tahoma"/>
-          <w:sz w:val="20"/>
-          <w:sz-cs w:val="20"/>
-          <w:b/>
-          <w:u w:val="words"/>
-        </w:rPr>
-        <w:t xml:space="preserve"/>
-      </w:r>
-    </w:p>
-    <w:p>
-      <w:pPr>
-        <w:ind w:left="2160" w:first-line="-2160"/>
-      </w:pPr>
-      <w:r>
-        <w:rPr>
-          <w:rFonts w:ascii="Times" w:hAnsi="Times" w:cs="Times"/>
-          <w:sz w:val="22"/>
-          <w:sz-cs w:val="22"/>
-          <w:b/>
-          <w:spacing w:val="-20"/>
-        </w:rPr>
-        <w:t>Agmt. No.                /SE/{{ZoneAbbr}}/{{Corp}}/{{FY}}                                                                                                           Date: {{Agreement Date}}</w:t>
-      </w:r>
-    </w:p>
-    <w:p>
-      <w:pPr>
-        <w:jc w:val="center"/>
-        <w:ind w:left="2160" w:first-line="-2160"/>
       </w:pPr>
       <w:r>
         <w:rPr>
@@ -547,7 +357,7 @@
     <w:p>
       <w:pPr>
         <w:tabs>
-          <w:tab w:val="right" w:pos="8640"/>
+          <w:tab w:val="right" w:pos="8306"/>
         </w:tabs>
       </w:pPr>
       <w:r>
@@ -574,8 +384,8 @@
       </w:r>
     </w:p>
     <w:sectPr>
-      <w:pgSz w:w="12240" w:h="15840"/>
-      <w:pgMar w:top="1440" w:right="1800" w:bottom="1440" w:left="1800"/>
+      <w:pgSz w:w="11906" w:h="16838"/>
+      <w:pgMar w:top="5612" w:right="1800" w:bottom="1440" w:left="1800"/>
     </w:sectPr>
   </w:body>
 </w:document>

--- a/resources/se-agreement-bond-template.docx
+++ b/resources/se-agreement-bond-template.docx
@@ -14,6 +14,111 @@
           <w:b/>
           <w:u w:val="words"/>
         </w:rPr>
+        <w:t xml:space="preserve"/>
+      </w:r>
+    </w:p>
+    <w:p>
+      <w:pPr>
+        <w:jc w:val="center"/>
+      </w:pPr>
+      <w:r>
+        <w:rPr>
+          <w:rFonts w:ascii="Tahoma" w:hAnsi="Tahoma" w:cs="Tahoma"/>
+          <w:sz w:val="20"/>
+          <w:sz-cs w:val="20"/>
+          <w:b/>
+          <w:u w:val="words"/>
+        </w:rPr>
+        <w:t xml:space="preserve"/>
+      </w:r>
+    </w:p>
+    <w:p>
+      <w:pPr>
+        <w:jc w:val="center"/>
+      </w:pPr>
+      <w:r>
+        <w:rPr>
+          <w:rFonts w:ascii="Tahoma" w:hAnsi="Tahoma" w:cs="Tahoma"/>
+          <w:sz w:val="20"/>
+          <w:sz-cs w:val="20"/>
+          <w:b/>
+          <w:u w:val="words"/>
+        </w:rPr>
+        <w:t xml:space="preserve"/>
+      </w:r>
+    </w:p>
+    <w:p>
+      <w:pPr>
+        <w:jc w:val="center"/>
+      </w:pPr>
+      <w:r>
+        <w:rPr>
+          <w:rFonts w:ascii="Tahoma" w:hAnsi="Tahoma" w:cs="Tahoma"/>
+          <w:sz w:val="20"/>
+          <w:sz-cs w:val="20"/>
+          <w:b/>
+          <w:u w:val="words"/>
+        </w:rPr>
+        <w:t xml:space="preserve"/>
+      </w:r>
+    </w:p>
+    <w:p>
+      <w:pPr>
+        <w:jc w:val="center"/>
+      </w:pPr>
+      <w:r>
+        <w:rPr>
+          <w:rFonts w:ascii="Tahoma" w:hAnsi="Tahoma" w:cs="Tahoma"/>
+          <w:sz w:val="20"/>
+          <w:sz-cs w:val="20"/>
+          <w:b/>
+          <w:u w:val="words"/>
+        </w:rPr>
+        <w:t xml:space="preserve"/>
+      </w:r>
+    </w:p>
+    <w:p>
+      <w:pPr>
+        <w:jc w:val="center"/>
+      </w:pPr>
+      <w:r>
+        <w:rPr>
+          <w:rFonts w:ascii="Tahoma" w:hAnsi="Tahoma" w:cs="Tahoma"/>
+          <w:sz w:val="20"/>
+          <w:sz-cs w:val="20"/>
+          <w:b/>
+          <w:u w:val="words"/>
+        </w:rPr>
+        <w:t xml:space="preserve"/>
+      </w:r>
+    </w:p>
+    <w:p>
+      <w:pPr>
+        <w:jc w:val="center"/>
+      </w:pPr>
+      <w:r>
+        <w:rPr>
+          <w:rFonts w:ascii="Tahoma" w:hAnsi="Tahoma" w:cs="Tahoma"/>
+          <w:sz w:val="20"/>
+          <w:sz-cs w:val="20"/>
+          <w:b/>
+          <w:u w:val="words"/>
+        </w:rPr>
+        <w:t xml:space="preserve"/>
+      </w:r>
+    </w:p>
+    <w:p>
+      <w:pPr>
+        <w:jc w:val="center"/>
+      </w:pPr>
+      <w:r>
+        <w:rPr>
+          <w:rFonts w:ascii="Tahoma" w:hAnsi="Tahoma" w:cs="Tahoma"/>
+          <w:sz w:val="20"/>
+          <w:sz-cs w:val="20"/>
+          <w:b/>
+          <w:u w:val="words"/>
+        </w:rPr>
         <w:t xml:space="preserve">A G R E E M E N T</w:t>
       </w:r>
     </w:p>
@@ -53,20 +158,6 @@
     </w:p>
     <w:p>
       <w:pPr>
-        <w:jc w:val="center"/>
-      </w:pPr>
-      <w:r>
-        <w:rPr>
-          <w:rFonts w:ascii="Tahoma" w:hAnsi="Tahoma" w:cs="Tahoma"/>
-          <w:sz w:val="22"/>
-          <w:sz-cs w:val="22"/>
-          <w:b/>
-        </w:rPr>
-        <w:t xml:space="preserve"/>
-      </w:r>
-    </w:p>
-    <w:p>
-      <w:pPr>
         <w:jc w:val="both"/>
       </w:pPr>
       <w:r>
@@ -182,7 +273,6 @@
     <w:p>
       <w:pPr>
         <w:jc w:val="both"/>
-        <w:ind w:first-line="720"/>
       </w:pPr>
       <w:r>
         <w:rPr>
@@ -213,21 +303,19 @@
     <w:p>
       <w:pPr>
         <w:jc w:val="both"/>
-        <w:ind w:first-line="720"/>
-      </w:pPr>
-      <w:r>
-        <w:rPr>
-          <w:rFonts w:ascii="Times" w:hAnsi="Times" w:cs="Times"/>
-          <w:sz w:val="22"/>
-          <w:sz-cs w:val="22"/>
-        </w:rPr>
-        <w:t xml:space="preserve"/>
-      </w:r>
-    </w:p>
-    <w:p>
-      <w:pPr>
-        <w:jc w:val="both"/>
-        <w:ind w:first-line="720"/>
+      </w:pPr>
+      <w:r>
+        <w:rPr>
+          <w:rFonts w:ascii="Times" w:hAnsi="Times" w:cs="Times"/>
+          <w:sz w:val="22"/>
+          <w:sz-cs w:val="22"/>
+        </w:rPr>
+        <w:t xml:space="preserve"/>
+      </w:r>
+    </w:p>
+    <w:p>
+      <w:pPr>
+        <w:jc w:val="both"/>
       </w:pPr>
       <w:r>
         <w:rPr>
@@ -241,20 +329,6 @@
     <w:p>
       <w:pPr>
         <w:jc w:val="both"/>
-      </w:pPr>
-      <w:r>
-        <w:rPr>
-          <w:rFonts w:ascii="Times" w:hAnsi="Times" w:cs="Times"/>
-          <w:sz w:val="22"/>
-          <w:sz-cs w:val="22"/>
-        </w:rPr>
-        <w:t xml:space="preserve"/>
-      </w:r>
-    </w:p>
-    <w:p>
-      <w:pPr>
-        <w:jc w:val="both"/>
-        <w:ind w:first-line="720"/>
       </w:pPr>
       <w:r>
         <w:rPr>

--- a/resources/se-agreement-bond-template.docx
+++ b/resources/se-agreement-bond-template.docx
@@ -119,6 +119,66 @@
           <w:b/>
           <w:u w:val="words"/>
         </w:rPr>
+        <w:t xml:space="preserve"/>
+      </w:r>
+    </w:p>
+    <w:p>
+      <w:pPr>
+        <w:jc w:val="center"/>
+      </w:pPr>
+      <w:r>
+        <w:rPr>
+          <w:rFonts w:ascii="Tahoma" w:hAnsi="Tahoma" w:cs="Tahoma"/>
+          <w:sz w:val="20"/>
+          <w:sz-cs w:val="20"/>
+          <w:b/>
+          <w:u w:val="words"/>
+        </w:rPr>
+        <w:t xml:space="preserve"/>
+      </w:r>
+    </w:p>
+    <w:p>
+      <w:pPr>
+        <w:jc w:val="center"/>
+      </w:pPr>
+      <w:r>
+        <w:rPr>
+          <w:rFonts w:ascii="Tahoma" w:hAnsi="Tahoma" w:cs="Tahoma"/>
+          <w:sz w:val="20"/>
+          <w:sz-cs w:val="20"/>
+          <w:b/>
+          <w:u w:val="words"/>
+        </w:rPr>
+        <w:t xml:space="preserve"/>
+      </w:r>
+    </w:p>
+    <w:p>
+      <w:pPr>
+        <w:jc w:val="center"/>
+      </w:pPr>
+      <w:r>
+        <w:rPr>
+          <w:rFonts w:ascii="Tahoma" w:hAnsi="Tahoma" w:cs="Tahoma"/>
+          <w:sz w:val="20"/>
+          <w:sz-cs w:val="20"/>
+          <w:b/>
+          <w:u w:val="words"/>
+        </w:rPr>
+        <w:t xml:space="preserve"/>
+      </w:r>
+    </w:p>
+    <w:p>
+      <w:pPr>
+        <w:jc w:val="center"/>
+      </w:pPr>
+      <w:r>
+        <w:rPr>
+          <w:rFonts w:ascii="Tahoma" w:hAnsi="Tahoma" w:cs="Tahoma"/>
+          <w:sz w:val="20"/>
+          <w:sz-cs w:val="20"/>
+          <w:b/>
+          <w:u w:val="words"/>
+        </w:rPr>
         <w:t xml:space="preserve">A G R E E M E N T</w:t>
       </w:r>
     </w:p>
@@ -415,6 +475,50 @@
       </w:r>
     </w:p>
     <w:p>
+      <w:pPr/>
+      <w:r>
+        <w:rPr>
+          <w:rFonts w:ascii="Times" w:hAnsi="Times" w:cs="Times"/>
+          <w:sz w:val="20"/>
+          <w:sz-cs w:val="20"/>
+        </w:rPr>
+        <w:t xml:space="preserve"/>
+      </w:r>
+    </w:p>
+    <w:p>
+      <w:pPr/>
+      <w:r>
+        <w:rPr>
+          <w:rFonts w:ascii="Times" w:hAnsi="Times" w:cs="Times"/>
+          <w:sz w:val="20"/>
+          <w:sz-cs w:val="20"/>
+        </w:rPr>
+        <w:t xml:space="preserve"/>
+      </w:r>
+    </w:p>
+    <w:p>
+      <w:pPr/>
+      <w:r>
+        <w:rPr>
+          <w:rFonts w:ascii="Times" w:hAnsi="Times" w:cs="Times"/>
+          <w:sz w:val="20"/>
+          <w:sz-cs w:val="20"/>
+        </w:rPr>
+        <w:t xml:space="preserve"/>
+      </w:r>
+    </w:p>
+    <w:p>
+      <w:pPr/>
+      <w:r>
+        <w:rPr>
+          <w:rFonts w:ascii="Times" w:hAnsi="Times" w:cs="Times"/>
+          <w:sz w:val="20"/>
+          <w:sz-cs w:val="20"/>
+        </w:rPr>
+        <w:t xml:space="preserve"/>
+      </w:r>
+    </w:p>
+    <w:p>
       <w:pPr>
         <w:jc w:val="right"/>
       </w:pPr>
@@ -459,7 +563,7 @@
     </w:p>
     <w:sectPr>
       <w:pgSz w:w="11906" w:h="16838"/>
-      <w:pgMar w:top="5612" w:right="1800" w:bottom="1440" w:left="1800"/>
+      <w:pgMar w:top="5612" w:right="1800" w:bottom="0" w:left="1800"/>
     </w:sectPr>
   </w:body>
 </w:document>
